--- a/docs/FYP_Thesis_2026-06-26_v3.docx
+++ b/docs/FYP_Thesis_2026-06-26_v3.docx
@@ -2,6 +2,40 @@
 <file path=word/document.xml><?xml version="1.0" encoding="utf-8"?>
 <w:document xmlns:wpc="http://schemas.microsoft.com/office/word/2010/wordprocessingCanvas" xmlns:mc="http://schemas.openxmlformats.org/markup-compatibility/2006" xmlns:o="urn:schemas-microsoft-com:office:office" xmlns:r="http://schemas.openxmlformats.org/officeDocument/2006/relationships" xmlns:m="http://schemas.openxmlformats.org/officeDocument/2006/math" xmlns:v="urn:schemas-microsoft-com:vml" xmlns:wp14="http://schemas.microsoft.com/office/word/2010/wordprocessingDrawing" xmlns:wp="http://schemas.openxmlformats.org/drawingml/2006/wordprocessingDrawing" xmlns:w10="urn:schemas-microsoft-com:office:word" xmlns:w="http://schemas.openxmlformats.org/wordprocessingml/2006/main" xmlns:w14="http://schemas.microsoft.com/office/word/2010/wordml" xmlns:w15="http://schemas.microsoft.com/office/word/2012/wordml" xmlns:wpg="http://schemas.microsoft.com/office/word/2010/wordprocessingGroup" xmlns:wpi="http://schemas.microsoft.com/office/word/2010/wordprocessingInk" xmlns:wne="http://schemas.microsoft.com/office/word/2006/wordml" xmlns:wps="http://schemas.microsoft.com/office/word/2010/wordprocessingShape" xmlns:cx="http://schemas.microsoft.com/office/drawing/2014/chartex" xmlns:cx1="http://schemas.microsoft.com/office/drawing/2015/9/8/chartex" xmlns:cx2="http://schemas.microsoft.com/office/drawing/2015/10/21/chartex" xmlns:cx3="http://schemas.microsoft.com/office/drawing/2016/5/9/chartex" xmlns:cx4="http://schemas.microsoft.com/office/drawing/2016/5/10/chartex" xmlns:cx5="http://schemas.microsoft.com/office/drawing/2016/5/11/chartex" xmlns:cx6="http://schemas.microsoft.com/office/drawing/2016/5/12/chartex" xmlns:cx7="http://schemas.microsoft.com/office/drawing/2016/5/13/chartex" xmlns:cx8="http://schemas.microsoft.com/office/drawing/2016/5/14/chartex" xmlns:aink="http://schemas.microsoft.com/office/drawing/2016/ink" xmlns:am3d="http://schemas.microsoft.com/office/drawing/2017/model3d" xmlns:w16cex="http://schemas.microsoft.com/office/word/2018/wordml/cex" xmlns:w16cid="http://schemas.microsoft.com/office/word/2016/wordml/cid" xmlns:w16="http://schemas.microsoft.com/office/word/2018/wordml" xmlns:w16sdtdh="http://schemas.microsoft.com/office/word/2020/wordml/sdtdatahash" xmlns:w16se="http://schemas.microsoft.com/office/word/2015/wordml/symex" mc:Ignorable="w14 w15 wp14">
   <w:body>
+    <w:p>
+      <w:pPr>
+        <w:spacing w:after="200"/>
+        <w:jc w:val="center"/>
+      </w:pPr>
+      <w:r>
+        <w:rPr>
+          <w:rFonts w:ascii="Times New Roman" w:cs="Times New Roman" w:eastAsia="Times New Roman" w:hAnsi="Times New Roman"/>
+          <w:b/>
+          <w:bCs/>
+          <w:color w:val="B00020"/>
+          <w:sz w:val="26"/>
+          <w:szCs w:val="26"/>
+        </w:rPr>
+        <w:t xml:space="preserve">DATA SNAPSHOT NOTICE (2026-07-02) - 128-TOKEN-ERA BUILD, HEADLINE SUPERSEDED</w:t>
+      </w:r>
+    </w:p>
+    <w:p>
+      <w:pPr>
+        <w:spacing w:after="300"/>
+        <w:jc w:val="both"/>
+      </w:pPr>
+      <w:r>
+        <w:rPr>
+          <w:rFonts w:ascii="Times New Roman" w:cs="Times New Roman" w:eastAsia="Times New Roman" w:hAnsi="Times New Roman"/>
+          <w:b/>
+          <w:bCs/>
+          <w:color w:val="B00020"/>
+          <w:sz w:val="21"/>
+          <w:szCs w:val="21"/>
+        </w:rPr>
+        <w:t xml:space="preserve">This thesis build presents the study at the retired 128-token generation budget. The primary study is now HarmBench's 512-token reference budget (decision D41, 2026-07-02): the +0.055 Qwen3-1.7B ASR increase reported as significant in this document was a generation-length truncation artefact and does not replicate at the reference budget (dASR 0.000 under the official classifier, McNemar p = 1.000). At 512 tokens no pair shows a significant harmful-compliance increase and no ASR contrast survives BH-FDR correction; the robust cost of NF4 is capability, not safety. For the current findings see docs/FYP_Report_2026-07-01_v5.docx. A 512-mirrored thesis build is tracked as open work; do not cite this document's safety numbers as current.</w:t>
+      </w:r>
+    </w:p>
     <w:p>
       <w:pPr>
         <w:spacing w:after="700"/>
@@ -6482,7 +6516,7 @@
       <w:r>
         <w:drawing>
           <wp:inline distT="0" distB="0" distL="0" distR="0">
-            <wp:extent cx="4953000" cy="1962150"/>
+            <wp:extent cx="4953000" cy="1981200"/>
             <wp:effectExtent t="0" r="0" b="0" l="0"/>
             <wp:docPr id="1" name="" descr="" title=""/>
             <wp:cNvGraphicFramePr>
@@ -6507,7 +6541,7 @@
                   <pic:spPr bwMode="auto">
                     <a:xfrm>
                       <a:off x="0" y="0"/>
-                      <a:ext cx="4953000" cy="1962150"/>
+                      <a:ext cx="4953000" cy="1981200"/>
                     </a:xfrm>
                     <a:prstGeom prst="rect">
                       <a:avLst/>
